--- a/app/doc_templates/ใบเสนอราคา.docx
+++ b/app/doc_templates/ใบเสนอราคา.docx
@@ -85,15 +85,16 @@
     <w:tbl>
       <w:tblPr>
         <w:tblStyle w:val="TableGrid"/>
-        <w:tblW w:type="auto" w:w="0"/>
+        <w:tblW w:type="dxa" w:w="9213"/>
+        <w:tblLayout w:type="fixed"/>
         <w:tblLook w:firstColumn="1" w:firstRow="1" w:lastColumn="0" w:lastRow="0" w:noHBand="0" w:noVBand="1" w:val="04A0"/>
       </w:tblPr>
       <w:tblGrid>
-        <w:gridCol w:w="1843"/>
-        <w:gridCol w:w="1843"/>
-        <w:gridCol w:w="1843"/>
-        <w:gridCol w:w="1843"/>
-        <w:gridCol w:w="1843"/>
+        <w:gridCol w:w="680"/>
+        <w:gridCol w:w="3969"/>
+        <w:gridCol w:w="1474"/>
+        <w:gridCol w:w="1474"/>
+        <w:gridCol w:w="1616"/>
       </w:tblGrid>
       <w:tr>
         <w:trPr>
@@ -101,7 +102,7 @@
         </w:trPr>
         <w:tc>
           <w:tcPr>
-            <w:tcW w:type="dxa" w:w="1843"/>
+            <w:tcW w:type="dxa" w:w="680"/>
           </w:tcPr>
           <w:p>
             <w:pPr>
@@ -122,7 +123,7 @@
         </w:tc>
         <w:tc>
           <w:tcPr>
-            <w:tcW w:type="dxa" w:w="1843"/>
+            <w:tcW w:type="dxa" w:w="3969"/>
           </w:tcPr>
           <w:p>
             <w:pPr>
@@ -143,7 +144,7 @@
         </w:tc>
         <w:tc>
           <w:tcPr>
-            <w:tcW w:type="dxa" w:w="1843"/>
+            <w:tcW w:type="dxa" w:w="1474"/>
           </w:tcPr>
           <w:p>
             <w:pPr>
@@ -164,7 +165,7 @@
         </w:tc>
         <w:tc>
           <w:tcPr>
-            <w:tcW w:type="dxa" w:w="1843"/>
+            <w:tcW w:type="dxa" w:w="1474"/>
           </w:tcPr>
           <w:p>
             <w:pPr>
@@ -185,7 +186,7 @@
         </w:tc>
         <w:tc>
           <w:tcPr>
-            <w:tcW w:type="dxa" w:w="1843"/>
+            <w:tcW w:type="dxa" w:w="1616"/>
           </w:tcPr>
           <w:p>
             <w:pPr>
@@ -208,7 +209,7 @@
       <w:tr>
         <w:tc>
           <w:tcPr>
-            <w:tcW w:type="dxa" w:w="1843"/>
+            <w:tcW w:type="dxa" w:w="680"/>
           </w:tcPr>
           <w:p>
             <w:pPr>
@@ -229,25 +230,25 @@
         </w:tc>
         <w:tc>
           <w:tcPr>
-            <w:tcW w:type="dxa" w:w="1843"/>
+            <w:tcW w:type="dxa" w:w="3969"/>
           </w:tcPr>
           <w:p/>
         </w:tc>
         <w:tc>
           <w:tcPr>
-            <w:tcW w:type="dxa" w:w="1843"/>
+            <w:tcW w:type="dxa" w:w="1474"/>
           </w:tcPr>
           <w:p/>
         </w:tc>
         <w:tc>
           <w:tcPr>
-            <w:tcW w:type="dxa" w:w="1843"/>
+            <w:tcW w:type="dxa" w:w="1474"/>
           </w:tcPr>
           <w:p/>
         </w:tc>
         <w:tc>
           <w:tcPr>
-            <w:tcW w:type="dxa" w:w="1843"/>
+            <w:tcW w:type="dxa" w:w="1616"/>
           </w:tcPr>
           <w:p/>
         </w:tc>
@@ -258,7 +259,7 @@
         </w:trPr>
         <w:tc>
           <w:tcPr>
-            <w:tcW w:type="dxa" w:w="1843"/>
+            <w:tcW w:type="dxa" w:w="680"/>
           </w:tcPr>
           <w:p>
             <w:pPr>
@@ -279,7 +280,7 @@
         </w:tc>
         <w:tc>
           <w:tcPr>
-            <w:tcW w:type="dxa" w:w="1843"/>
+            <w:tcW w:type="dxa" w:w="3969"/>
           </w:tcPr>
           <w:p>
             <w:pPr>
@@ -300,7 +301,7 @@
         </w:tc>
         <w:tc>
           <w:tcPr>
-            <w:tcW w:type="dxa" w:w="1843"/>
+            <w:tcW w:type="dxa" w:w="1474"/>
           </w:tcPr>
           <w:p>
             <w:pPr>
@@ -321,7 +322,7 @@
         </w:tc>
         <w:tc>
           <w:tcPr>
-            <w:tcW w:type="dxa" w:w="1843"/>
+            <w:tcW w:type="dxa" w:w="1474"/>
           </w:tcPr>
           <w:p>
             <w:pPr>
@@ -342,7 +343,7 @@
         </w:tc>
         <w:tc>
           <w:tcPr>
-            <w:tcW w:type="dxa" w:w="1843"/>
+            <w:tcW w:type="dxa" w:w="1616"/>
           </w:tcPr>
           <w:p>
             <w:pPr>
@@ -365,7 +366,7 @@
       <w:tr>
         <w:tc>
           <w:tcPr>
-            <w:tcW w:type="dxa" w:w="1843"/>
+            <w:tcW w:type="dxa" w:w="680"/>
           </w:tcPr>
           <w:p>
             <w:pPr>
@@ -386,25 +387,25 @@
         </w:tc>
         <w:tc>
           <w:tcPr>
-            <w:tcW w:type="dxa" w:w="1843"/>
+            <w:tcW w:type="dxa" w:w="3969"/>
           </w:tcPr>
           <w:p/>
         </w:tc>
         <w:tc>
           <w:tcPr>
-            <w:tcW w:type="dxa" w:w="1843"/>
+            <w:tcW w:type="dxa" w:w="1474"/>
           </w:tcPr>
           <w:p/>
         </w:tc>
         <w:tc>
           <w:tcPr>
-            <w:tcW w:type="dxa" w:w="1843"/>
+            <w:tcW w:type="dxa" w:w="1474"/>
           </w:tcPr>
           <w:p/>
         </w:tc>
         <w:tc>
           <w:tcPr>
-            <w:tcW w:type="dxa" w:w="1843"/>
+            <w:tcW w:type="dxa" w:w="1616"/>
           </w:tcPr>
           <w:p/>
         </w:tc>
@@ -412,7 +413,7 @@
       <w:tr>
         <w:tc>
           <w:tcPr>
-            <w:tcW w:type="dxa" w:w="1843"/>
+            <w:tcW w:type="dxa" w:w="680"/>
           </w:tcPr>
           <w:p>
             <w:pPr>
@@ -433,25 +434,25 @@
         </w:tc>
         <w:tc>
           <w:tcPr>
-            <w:tcW w:type="dxa" w:w="1843"/>
+            <w:tcW w:type="dxa" w:w="3969"/>
           </w:tcPr>
           <w:p/>
         </w:tc>
         <w:tc>
           <w:tcPr>
-            <w:tcW w:type="dxa" w:w="1843"/>
+            <w:tcW w:type="dxa" w:w="1474"/>
           </w:tcPr>
           <w:p/>
         </w:tc>
         <w:tc>
           <w:tcPr>
-            <w:tcW w:type="dxa" w:w="1843"/>
+            <w:tcW w:type="dxa" w:w="1474"/>
           </w:tcPr>
           <w:p/>
         </w:tc>
         <w:tc>
           <w:tcPr>
-            <w:tcW w:type="dxa" w:w="1843"/>
+            <w:tcW w:type="dxa" w:w="1616"/>
           </w:tcPr>
           <w:p/>
         </w:tc>
@@ -459,7 +460,7 @@
       <w:tr>
         <w:tc>
           <w:tcPr>
-            <w:tcW w:type="dxa" w:w="7372"/>
+            <w:tcW w:type="dxa" w:w="1474"/>
             <w:gridSpan w:val="4"/>
           </w:tcPr>
           <w:p>
@@ -481,7 +482,7 @@
         </w:tc>
         <w:tc>
           <w:tcPr>
-            <w:tcW w:type="dxa" w:w="1843"/>
+            <w:tcW w:type="dxa" w:w="1616"/>
           </w:tcPr>
           <w:p>
             <w:pPr>
@@ -504,7 +505,7 @@
       <w:tr>
         <w:tc>
           <w:tcPr>
-            <w:tcW w:type="dxa" w:w="7372"/>
+            <w:tcW w:type="dxa" w:w="1474"/>
             <w:gridSpan w:val="4"/>
           </w:tcPr>
           <w:p>
@@ -526,7 +527,7 @@
         </w:tc>
         <w:tc>
           <w:tcPr>
-            <w:tcW w:type="dxa" w:w="1843"/>
+            <w:tcW w:type="dxa" w:w="1616"/>
           </w:tcPr>
           <w:p>
             <w:pPr>
@@ -549,7 +550,7 @@
       <w:tr>
         <w:tc>
           <w:tcPr>
-            <w:tcW w:type="dxa" w:w="1843"/>
+            <w:tcW w:type="dxa" w:w="680"/>
           </w:tcPr>
           <w:p>
             <w:pPr>
@@ -570,25 +571,25 @@
         </w:tc>
         <w:tc>
           <w:tcPr>
-            <w:tcW w:type="dxa" w:w="1843"/>
+            <w:tcW w:type="dxa" w:w="3969"/>
           </w:tcPr>
           <w:p/>
         </w:tc>
         <w:tc>
           <w:tcPr>
-            <w:tcW w:type="dxa" w:w="1843"/>
+            <w:tcW w:type="dxa" w:w="1474"/>
           </w:tcPr>
           <w:p/>
         </w:tc>
         <w:tc>
           <w:tcPr>
-            <w:tcW w:type="dxa" w:w="1843"/>
+            <w:tcW w:type="dxa" w:w="1474"/>
           </w:tcPr>
           <w:p/>
         </w:tc>
         <w:tc>
           <w:tcPr>
-            <w:tcW w:type="dxa" w:w="1843"/>
+            <w:tcW w:type="dxa" w:w="1616"/>
           </w:tcPr>
           <w:p/>
         </w:tc>
@@ -596,7 +597,7 @@
       <w:tr>
         <w:tc>
           <w:tcPr>
-            <w:tcW w:type="dxa" w:w="7372"/>
+            <w:tcW w:type="dxa" w:w="1474"/>
             <w:gridSpan w:val="4"/>
           </w:tcPr>
           <w:p>
@@ -618,7 +619,7 @@
         </w:tc>
         <w:tc>
           <w:tcPr>
-            <w:tcW w:type="dxa" w:w="1843"/>
+            <w:tcW w:type="dxa" w:w="1616"/>
           </w:tcPr>
           <w:p>
             <w:pPr>
@@ -641,7 +642,7 @@
       <w:tr>
         <w:tc>
           <w:tcPr>
-            <w:tcW w:type="dxa" w:w="9215"/>
+            <w:tcW w:type="dxa" w:w="1616"/>
             <w:gridSpan w:val="5"/>
           </w:tcPr>
           <w:p>

--- a/app/doc_templates/ใบเสนอราคา.docx
+++ b/app/doc_templates/ใบเสนอราคา.docx
@@ -31,7 +31,7 @@
           <w:szCs w:val="32"/>
           <w:bCs w:val="false"/>
         </w:rPr>
-        <w:t>วันที่ {{ order_date_thai }}</w:t>
+        <w:t>วันที่ {{ quote_date_thai }}</w:t>
       </w:r>
     </w:p>
     <w:p>
